--- a/portal/files/KORbuild Daily - Roles and permissions.docx
+++ b/portal/files/KORbuild Daily - Roles and permissions.docx
@@ -1034,6 +1034,81 @@
     </w:p>
     <w:p>
       <w:pPr>
+        <w:pStyle w:val="ListBullet"/>
+        <w:shd w:val="clear" w:color="auto" w:fill="EEF4FF"/>
+      </w:pPr>
+      <w:r>
+        <w:rPr>
+          <w:b/>
+          <w:i w:val="0"/>
+        </w:rPr>
+        <w:t>Who approves depends on the job, not only on the role.</w:t>
+      </w:r>
+      <w:r>
+        <w:rPr>
+          <w:b w:val="0"/>
+          <w:i w:val="0"/>
+        </w:rPr>
+        <w:t xml:space="preserve"> On a subcontractor's job linked to a general contractor, the general contractor's people with </w:t>
+      </w:r>
+      <w:r>
+        <w:rPr>
+          <w:b/>
+          <w:i w:val="0"/>
+        </w:rPr>
+        <w:t>Approve reports</w:t>
+      </w:r>
+      <w:r>
+        <w:rPr>
+          <w:b w:val="0"/>
+          <w:i w:val="0"/>
+        </w:rPr>
+        <w:t xml:space="preserve"> approve it; the subcontractor sees </w:t>
+      </w:r>
+      <w:r>
+        <w:rPr>
+          <w:b w:val="0"/>
+          <w:i/>
+        </w:rPr>
+        <w:t>With the general contractor</w:t>
+      </w:r>
+      <w:r>
+        <w:rPr>
+          <w:b w:val="0"/>
+          <w:i w:val="0"/>
+        </w:rPr>
+        <w:t xml:space="preserve"> and cannot approve. On a job the subcontractor has directly with the owner, its own people approve.</w:t>
+      </w:r>
+    </w:p>
+    <w:p>
+      <w:pPr>
+        <w:pStyle w:val="ListBullet"/>
+        <w:shd w:val="clear" w:color="auto" w:fill="EEF4FF"/>
+      </w:pPr>
+      <w:r>
+        <w:rPr>
+          <w:b w:val="0"/>
+          <w:i w:val="0"/>
+        </w:rPr>
+        <w:t xml:space="preserve">A </w:t>
+      </w:r>
+      <w:r>
+        <w:rPr>
+          <w:b/>
+          <w:i w:val="0"/>
+        </w:rPr>
+        <w:t>general contractor</w:t>
+      </w:r>
+      <w:r>
+        <w:rPr>
+          <w:b w:val="0"/>
+          <w:i w:val="0"/>
+        </w:rPr>
+        <w:t xml:space="preserve"> does not fill out reports: its Daily is the Dashboard, Approvals and Jobs, covering every subcontractor on its jobs.</w:t>
+      </w:r>
+    </w:p>
+    <w:p>
+      <w:pPr>
         <w:pStyle w:val="Heading1"/>
       </w:pPr>
       <w:r>
@@ -1127,6 +1202,106 @@
                 <w:i w:val="0"/>
                 <w:sz w:val="18"/>
               </w:rPr>
+              <w:t>Ana Ribeiro</w:t>
+            </w:r>
+          </w:p>
+        </w:tc>
+        <w:tc>
+          <w:tcPr>
+            <w:tcW w:type="dxa" w:w="3249"/>
+          </w:tcPr>
+          <w:p>
+            <w:r/>
+            <w:r>
+              <w:rPr>
+                <w:b w:val="0"/>
+                <w:i w:val="0"/>
+                <w:sz w:val="18"/>
+              </w:rPr>
+              <w:t>Admin</w:t>
+            </w:r>
+          </w:p>
+        </w:tc>
+        <w:tc>
+          <w:tcPr>
+            <w:tcW w:type="dxa" w:w="3249"/>
+          </w:tcPr>
+          <w:p>
+            <w:r/>
+            <w:r>
+              <w:rPr>
+                <w:b w:val="0"/>
+                <w:i w:val="0"/>
+                <w:sz w:val="18"/>
+              </w:rPr>
+              <w:t>Example Builders (general contractor)</w:t>
+            </w:r>
+          </w:p>
+        </w:tc>
+      </w:tr>
+      <w:tr>
+        <w:tc>
+          <w:tcPr>
+            <w:tcW w:type="dxa" w:w="3249"/>
+          </w:tcPr>
+          <w:p>
+            <w:r/>
+            <w:r>
+              <w:rPr>
+                <w:b w:val="0"/>
+                <w:i w:val="0"/>
+                <w:sz w:val="18"/>
+              </w:rPr>
+              <w:t>Sandra Lopes</w:t>
+            </w:r>
+          </w:p>
+        </w:tc>
+        <w:tc>
+          <w:tcPr>
+            <w:tcW w:type="dxa" w:w="3249"/>
+          </w:tcPr>
+          <w:p>
+            <w:r/>
+            <w:r>
+              <w:rPr>
+                <w:b w:val="0"/>
+                <w:i w:val="0"/>
+                <w:sz w:val="18"/>
+              </w:rPr>
+              <w:t>Admin</w:t>
+            </w:r>
+          </w:p>
+        </w:tc>
+        <w:tc>
+          <w:tcPr>
+            <w:tcW w:type="dxa" w:w="3249"/>
+          </w:tcPr>
+          <w:p>
+            <w:r/>
+            <w:r>
+              <w:rPr>
+                <w:b w:val="0"/>
+                <w:i w:val="0"/>
+                <w:sz w:val="18"/>
+              </w:rPr>
+              <w:t>Ridgeline Concrete &amp; Masonry (sub)</w:t>
+            </w:r>
+          </w:p>
+        </w:tc>
+      </w:tr>
+      <w:tr>
+        <w:tc>
+          <w:tcPr>
+            <w:tcW w:type="dxa" w:w="3249"/>
+          </w:tcPr>
+          <w:p>
+            <w:r/>
+            <w:r>
+              <w:rPr>
+                <w:b w:val="0"/>
+                <w:i w:val="0"/>
+                <w:sz w:val="18"/>
+              </w:rPr>
               <w:t>Carlos Mendes</w:t>
             </w:r>
           </w:p>
@@ -1159,107 +1334,7 @@
                 <w:i w:val="0"/>
                 <w:sz w:val="18"/>
               </w:rPr>
-              <w:t>Example Builders</w:t>
-            </w:r>
-          </w:p>
-        </w:tc>
-      </w:tr>
-      <w:tr>
-        <w:tc>
-          <w:tcPr>
-            <w:tcW w:type="dxa" w:w="3249"/>
-          </w:tcPr>
-          <w:p>
-            <w:r/>
-            <w:r>
-              <w:rPr>
-                <w:b w:val="0"/>
-                <w:i w:val="0"/>
-                <w:sz w:val="18"/>
-              </w:rPr>
-              <w:t>Ana Ribeiro</w:t>
-            </w:r>
-          </w:p>
-        </w:tc>
-        <w:tc>
-          <w:tcPr>
-            <w:tcW w:type="dxa" w:w="3249"/>
-          </w:tcPr>
-          <w:p>
-            <w:r/>
-            <w:r>
-              <w:rPr>
-                <w:b w:val="0"/>
-                <w:i w:val="0"/>
-                <w:sz w:val="18"/>
-              </w:rPr>
-              <w:t>Admin</w:t>
-            </w:r>
-          </w:p>
-        </w:tc>
-        <w:tc>
-          <w:tcPr>
-            <w:tcW w:type="dxa" w:w="3249"/>
-          </w:tcPr>
-          <w:p>
-            <w:r/>
-            <w:r>
-              <w:rPr>
-                <w:b w:val="0"/>
-                <w:i w:val="0"/>
-                <w:sz w:val="18"/>
-              </w:rPr>
-              <w:t>Example Builders</w:t>
-            </w:r>
-          </w:p>
-        </w:tc>
-      </w:tr>
-      <w:tr>
-        <w:tc>
-          <w:tcPr>
-            <w:tcW w:type="dxa" w:w="3249"/>
-          </w:tcPr>
-          <w:p>
-            <w:r/>
-            <w:r>
-              <w:rPr>
-                <w:b w:val="0"/>
-                <w:i w:val="0"/>
-                <w:sz w:val="18"/>
-              </w:rPr>
-              <w:t>Márcia Souza</w:t>
-            </w:r>
-          </w:p>
-        </w:tc>
-        <w:tc>
-          <w:tcPr>
-            <w:tcW w:type="dxa" w:w="3249"/>
-          </w:tcPr>
-          <w:p>
-            <w:r/>
-            <w:r>
-              <w:rPr>
-                <w:b w:val="0"/>
-                <w:i w:val="0"/>
-                <w:sz w:val="18"/>
-              </w:rPr>
-              <w:t>Project manager</w:t>
-            </w:r>
-          </w:p>
-        </w:tc>
-        <w:tc>
-          <w:tcPr>
-            <w:tcW w:type="dxa" w:w="3249"/>
-          </w:tcPr>
-          <w:p>
-            <w:r/>
-            <w:r>
-              <w:rPr>
-                <w:b w:val="0"/>
-                <w:i w:val="0"/>
-                <w:sz w:val="18"/>
-              </w:rPr>
-              <w:t>Example Builders</w:t>
+              <w:t>Ridgeline Concrete &amp; Masonry (sub)</w:t>
             </w:r>
           </w:p>
         </w:tc>
@@ -1309,7 +1384,7 @@
                 <w:i w:val="0"/>
                 <w:sz w:val="18"/>
               </w:rPr>
-              <w:t>Example Builders</w:t>
+              <w:t>Ridgeline Concrete &amp; Masonry (sub)</w:t>
             </w:r>
           </w:p>
         </w:tc>
@@ -1359,7 +1434,7 @@
                 <w:i w:val="0"/>
                 <w:sz w:val="18"/>
               </w:rPr>
-              <w:t>Northfield Framing &amp; Siding</w:t>
+              <w:t>Northfield Framing &amp; Siding (sub)</w:t>
             </w:r>
           </w:p>
         </w:tc>
@@ -1409,7 +1484,7 @@
                 <w:i w:val="0"/>
                 <w:sz w:val="18"/>
               </w:rPr>
-              <w:t>Northfield Framing &amp; Siding</w:t>
+              <w:t>Northfield Framing &amp; Siding (sub)</w:t>
             </w:r>
           </w:p>
         </w:tc>
@@ -1459,7 +1534,7 @@
                 <w:i w:val="0"/>
                 <w:sz w:val="18"/>
               </w:rPr>
-              <w:t>Northfield Framing &amp; Siding</w:t>
+              <w:t>Northfield Framing &amp; Siding (sub)</w:t>
             </w:r>
           </w:p>
         </w:tc>
@@ -1509,7 +1584,7 @@
                 <w:i w:val="0"/>
                 <w:sz w:val="18"/>
               </w:rPr>
-              <w:t>Northfield Framing &amp; Siding</w:t>
+              <w:t>Northfield Framing &amp; Siding (sub)</w:t>
             </w:r>
           </w:p>
         </w:tc>
@@ -1521,7 +1596,7 @@
           <w:b w:val="0"/>
           <w:i w:val="0"/>
         </w:rPr>
-        <w:t>Márcia Souza and Roberto Lima (a second foreman) exist in the sample data but are not on the sign-in list.</w:t>
+        <w:t>Laura Pierce (project manager at Example Builders), Márcia Souza (project manager at Ridgeline) and Roberto Lima (a second foreman at Ridgeline) exist in the sample data but are not on the sign-in list.</w:t>
       </w:r>
     </w:p>
     <w:sectPr>

--- a/portal/files/KORbuild Daily - Roles and permissions.docx
+++ b/portal/files/KORbuild Daily - Roles and permissions.docx
@@ -1596,7 +1596,7 @@
           <w:b w:val="0"/>
           <w:i w:val="0"/>
         </w:rPr>
-        <w:t>Laura Pierce (project manager at Example Builders), Márcia Souza (project manager at Ridgeline) and Roberto Lima (a second foreman at Ridgeline) exist in the sample data but are not on the sign-in list.</w:t>
+        <w:t>Laura Pires (project manager at Example Builders), Márcia Souza (project manager at Ridgeline) and Roberto Lima (a second foreman at Ridgeline) exist in the sample data but are not on the sign-in list.</w:t>
       </w:r>
     </w:p>
     <w:sectPr>
